--- a/assignment/outputs/docx/G1/هدى إبراهيم/M2_2026-03-09 18_42.docx
+++ b/assignment/outputs/docx/G1/هدى إبراهيم/M2_2026-03-09 18_42.docx
@@ -37,7 +37,7 @@
           <w:rFonts w:ascii="Simplified Arabic" w:hAnsi="Simplified Arabic"/>
           <w:sz w:val="28"/>
         </w:rPr>
-        <w:t>أنا في الصف الأول الثانوي وخلال دراسة الأخلاق، واجهت واجبًا عن القضايا الأخلاقية الرئيسية. كان من الصعب إيجاد أمثلة حديثة ومتنوعة، لكن سأحاول بقدر استطاعتي.</w:t>
+        <w:t>أثناء بحثي عن أمثلة حديثة تتعلق بالقضايا الأخلاقية الرئيسية، وجدت عدة حالات تثير التفكير والنقاش. أولاً، في مجال زراعة الأعضاء، سجلت المملكة العربية السعودية رقماً قياسياً في هذا المجال حيث أجرت المركز السعودي لزراعة الأعضاء أكثر من 600 عملية زراعة خلال عام واحد فقط. هذا الإنجاز يثير تساؤلات حول مدى فعالية برامج التبرع بالأعضاء وكيف يمكننا تعزيزها بشكل أكبر.</w:t>
       </w:r>
     </w:p>
     <w:p>
@@ -49,7 +49,7 @@
           <w:rFonts w:ascii="Simplified Arabic" w:hAnsi="Simplified Arabic"/>
           <w:sz w:val="28"/>
         </w:rPr>
-        <w:t>1. زراعة الأعضاء: في السعودية، تم تسجيل رقماً قياسياً في عمليات زراعة الأعضاء. في مايو 2024، أعلن المركز السعودي عن إجراء أكثر من 600 عملية خلال عام واحد. هذا يثير تساؤلات حول مدى كفاءة وفعالية السياسات والقوانين التي تدعم هذه العملية.</w:t>
+        <w:t>ثانياً، استخدمت سويسرا كبسولة ساركو في عام 2021، وهي كبسولة ثلاثية الأبعاد تسمح للأشخاص بإنهاء حياتهم بضغطة زر دون تدخل طبي مباشر. هذه الخطوة أثارت جدلاً واسعاً حول أخلاقيات الموت الرحيم وكيف يمكن تنظيمها بطريقة تحترم حقوق الأفراد وتحمي المجتمع في الوقت نفسه.</w:t>
       </w:r>
     </w:p>
     <w:p>
@@ -61,7 +61,7 @@
           <w:rFonts w:ascii="Simplified Arabic" w:hAnsi="Simplified Arabic"/>
           <w:sz w:val="28"/>
         </w:rPr>
-        <w:t>المصدر: المركز السعودي لزراعة الأعضاء (2024)</w:t>
+        <w:t>ثالثاً، عاد النقاش حول موت الدماغ للواجهة بعد إعادة بث وثائقي عن حالة الطفلة جاهي مكماث الأمريكية في عام 2022. أُعلن عن وفاة الدماغ للطفلة لكن أسرتها رفضت فصل الأجهزة عنها، مما أعاد النقاش حول التعريفات والأطر القانونية المتعلقة بموت الدماغ.</w:t>
       </w:r>
     </w:p>
     <w:p>
@@ -73,7 +73,7 @@
           <w:rFonts w:ascii="Simplified Arabic" w:hAnsi="Simplified Arabic"/>
           <w:sz w:val="28"/>
         </w:rPr>
-        <w:t>القضية: نقص الأعضاء المتاحة، والقوانين الخاصة بزراعة الأعضاء.</w:t>
+        <w:t>رابعاً، في مجال أخلاقيات البحث العلمي على البشر، أوقفت جامعة مصرية في عام 2023 بحثاً طبياً بعد اكتشاف أن الباحثين لم يحصلوا على الموافقة المستنيرة الكافية من المشاركين. هذا يثير تساؤلات حول كيفية ضمان الأخلاقيات في الأبحاث العلمية وكيف يمكن تحسين إجراءات الموافقة المستنيرة.</w:t>
       </w:r>
     </w:p>
     <w:p>
@@ -85,7 +85,7 @@
           <w:rFonts w:ascii="Simplified Arabic" w:hAnsi="Simplified Arabic"/>
           <w:sz w:val="28"/>
         </w:rPr>
-        <w:t>التاريخ: مايو 2024</w:t>
+        <w:t>أخيراً، كشفت دراسة في عام 2024 أن 80% من التطبيقات الصحية تجمع بيانات حساسة وتشاركها مع أطراف ثالثة، بينما شروط الاستخدام طويلة ومعقدة. هذا يثير قلقاً حول كيفية حماية خصوصية البيانات الصحية وكيف يمكن للمستخدمين أن يكونوا على دراية بكيفية استخدام بياناتهم.</w:t>
       </w:r>
     </w:p>
     <w:p>
@@ -97,199 +97,7 @@
           <w:rFonts w:ascii="Simplified Arabic" w:hAnsi="Simplified Arabic"/>
           <w:sz w:val="28"/>
         </w:rPr>
-        <w:t>2. الموت الرحيم: في ديسمبر 2021، تم استخدام كبسولة "ساركو" ثلاثية الأبعاد في سويسرا لمساعدة الشخص على إنهاء حياته. هذا يثير الكثير من الجدل حول حقوق الإنسان والكرامة البشرية.</w:t>
-      </w:r>
-    </w:p>
-    <w:p>
-      <w:pPr>
-        <w:jc w:val="right"/>
-      </w:pPr>
-      <w:r>
-        <w:rPr>
-          <w:rFonts w:ascii="Simplified Arabic" w:hAnsi="Simplified Arabic"/>
-          <w:sz w:val="28"/>
-        </w:rPr>
-        <w:t>المصدر: موقع سويسرا نيوز (2021)</w:t>
-      </w:r>
-    </w:p>
-    <w:p>
-      <w:pPr>
-        <w:jc w:val="right"/>
-      </w:pPr>
-      <w:r>
-        <w:rPr>
-          <w:rFonts w:ascii="Simplified Arabic" w:hAnsi="Simplified Arabic"/>
-          <w:sz w:val="28"/>
-        </w:rPr>
-        <w:t>القضية: الموت الرحيم وحق الإنسان في الموت باحترام.</w:t>
-      </w:r>
-    </w:p>
-    <w:p>
-      <w:pPr>
-        <w:jc w:val="right"/>
-      </w:pPr>
-      <w:r>
-        <w:rPr>
-          <w:rFonts w:ascii="Simplified Arabic" w:hAnsi="Simplified Arabic"/>
-          <w:sz w:val="28"/>
-        </w:rPr>
-        <w:t>التاريخ: ديسمبر 2021</w:t>
-      </w:r>
-    </w:p>
-    <w:p>
-      <w:pPr>
-        <w:jc w:val="right"/>
-      </w:pPr>
-      <w:r>
-        <w:rPr>
-          <w:rFonts w:ascii="Simplified Arabic" w:hAnsi="Simplified Arabic"/>
-          <w:sz w:val="28"/>
-        </w:rPr>
-        <w:t>3. موت الدماغ: قضية جاهي مكماث في الولايات المتحدة أعادت النقاش حول تعريف الموت الدماغي. في عام 2022، انتشر وثائقي جديد حول حالة الطفلة جاهي التي أُعلن عنها كمتوفية دماغياً لكن أسرتها رفضت فصل الأجهزة عنها.</w:t>
-      </w:r>
-    </w:p>
-    <w:p>
-      <w:pPr>
-        <w:jc w:val="right"/>
-      </w:pPr>
-      <w:r>
-        <w:rPr>
-          <w:rFonts w:ascii="Simplified Arabic" w:hAnsi="Simplified Arabic"/>
-          <w:sz w:val="28"/>
-        </w:rPr>
-        <w:t>المصدر: موقع الأخبار الأمريكية (2022)</w:t>
-      </w:r>
-    </w:p>
-    <w:p>
-      <w:pPr>
-        <w:jc w:val="right"/>
-      </w:pPr>
-      <w:r>
-        <w:rPr>
-          <w:rFonts w:ascii="Simplified Arabic" w:hAnsi="Simplified Arabic"/>
-          <w:sz w:val="28"/>
-        </w:rPr>
-        <w:t>القضية: إعادة النظر في تعريف الموت الدماغي.</w:t>
-      </w:r>
-    </w:p>
-    <w:p>
-      <w:pPr>
-        <w:jc w:val="right"/>
-      </w:pPr>
-      <w:r>
-        <w:rPr>
-          <w:rFonts w:ascii="Simplified Arabic" w:hAnsi="Simplified Arabic"/>
-          <w:sz w:val="28"/>
-        </w:rPr>
-        <w:t>التاريخ: سبتمبر 2022</w:t>
-      </w:r>
-    </w:p>
-    <w:p>
-      <w:pPr>
-        <w:jc w:val="right"/>
-      </w:pPr>
-      <w:r>
-        <w:rPr>
-          <w:rFonts w:ascii="Simplified Arabic" w:hAnsi="Simplified Arabic"/>
-          <w:sz w:val="28"/>
-        </w:rPr>
-        <w:t>4. أخلاقيات البحث العلمي على البشر: في سبتمبر 2023، أوقفت جامعة مصرية بحثًا طبيًا بعد انتهاك أخلاقيات البحث. هذا يشير إلى أهمية الحصول على الموافقة المستنيرة من المشاركين قبل بدء التجارب.</w:t>
-      </w:r>
-    </w:p>
-    <w:p>
-      <w:pPr>
-        <w:jc w:val="right"/>
-      </w:pPr>
-      <w:r>
-        <w:rPr>
-          <w:rFonts w:ascii="Simplified Arabic" w:hAnsi="Simplified Arabic"/>
-          <w:sz w:val="28"/>
-        </w:rPr>
-        <w:t>المصدر: موقع الأخبار المصرية (2023)</w:t>
-      </w:r>
-    </w:p>
-    <w:p>
-      <w:pPr>
-        <w:jc w:val="right"/>
-      </w:pPr>
-      <w:r>
-        <w:rPr>
-          <w:rFonts w:ascii="Simplified Arabic" w:hAnsi="Simplified Arabic"/>
-          <w:sz w:val="28"/>
-        </w:rPr>
-        <w:t>القضية: أخلاقيات البحث العلمي على البشر.</w:t>
-      </w:r>
-    </w:p>
-    <w:p>
-      <w:pPr>
-        <w:jc w:val="right"/>
-      </w:pPr>
-      <w:r>
-        <w:rPr>
-          <w:rFonts w:ascii="Simplified Arabic" w:hAnsi="Simplified Arabic"/>
-          <w:sz w:val="28"/>
-        </w:rPr>
-        <w:t>التاريخ: سبتمبر 2023</w:t>
-      </w:r>
-    </w:p>
-    <w:p>
-      <w:pPr>
-        <w:jc w:val="right"/>
-      </w:pPr>
-      <w:r>
-        <w:rPr>
-          <w:rFonts w:ascii="Simplified Arabic" w:hAnsi="Simplified Arabic"/>
-          <w:sz w:val="28"/>
-        </w:rPr>
-        <w:t>5. الموافقة المستنيرة: في يونيو 2024، كشفت دراسة أن 80% من التطبيقات الصحية تجمع بيانات المستخدمين الصحية وتشاركها مع أطراف ثالثة. هذا يثير مخاوف حول الأمان والخصوصية.</w:t>
-      </w:r>
-    </w:p>
-    <w:p>
-      <w:pPr>
-        <w:jc w:val="right"/>
-      </w:pPr>
-      <w:r>
-        <w:rPr>
-          <w:rFonts w:ascii="Simplified Arabic" w:hAnsi="Simplified Arabic"/>
-          <w:sz w:val="28"/>
-        </w:rPr>
-        <w:t>المصدر: موقع التكنولوجيا الصحي (2024)</w:t>
-      </w:r>
-    </w:p>
-    <w:p>
-      <w:pPr>
-        <w:jc w:val="right"/>
-      </w:pPr>
-      <w:r>
-        <w:rPr>
-          <w:rFonts w:ascii="Simplified Arabic" w:hAnsi="Simplified Arabic"/>
-          <w:sz w:val="28"/>
-        </w:rPr>
-        <w:t>القضية: حقوق المستخدمين وخصوصية البيانات الصحية.</w:t>
-      </w:r>
-    </w:p>
-    <w:p>
-      <w:pPr>
-        <w:jc w:val="right"/>
-      </w:pPr>
-      <w:r>
-        <w:rPr>
-          <w:rFonts w:ascii="Simplified Arabic" w:hAnsi="Simplified Arabic"/>
-          <w:sz w:val="28"/>
-        </w:rPr>
-        <w:t>التاريخ: يونيو 2024</w:t>
-      </w:r>
-    </w:p>
-    <w:p>
-      <w:pPr>
-        <w:jc w:val="right"/>
-      </w:pPr>
-      <w:r>
-        <w:rPr>
-          <w:rFonts w:ascii="Simplified Arabic" w:hAnsi="Simplified Arabic"/>
-          <w:sz w:val="28"/>
-        </w:rPr>
-        <w:t>رغم صعوبة البحث، إلا أنني أحاول فهم القضايا الأخلاقية من خلال الأمثلة الواقعية. هؤلاء الأمثلة تجعلني أتساءل عن المستقبل وك</w:t>
+        <w:t>الأمثلة المذكورة أعلاه توضح كيف يمكن للقضايا الأخلاقية أن تكون جزءاً أساسياً من الحياة اليومية والتشريعات القانونية. إنها تحث على التفكير العميق حول كيف نتعامل مع الأزمات الأخلاقية ونتخذ قرارات مستنيرة.</w:t>
       </w:r>
     </w:p>
     <w:sectPr>
